--- a/Reportes/FJ_GarantiaJ_OAJ315.docx
+++ b/Reportes/FJ_GarantiaJ_OAJ315.docx
@@ -51,7 +51,31 @@
           <w:sz w:val="19"/>
           <w:szCs w:val="19"/>
         </w:rPr>
-        <w:t>{custom.NumeroFianza}</w:t>
+        <w:t>{</w:t>
+      </w:r>
+      <w:proofErr w:type="spellStart"/>
+      <w:r>
+        <w:rPr>
+          <w:rFonts w:ascii="Arial" w:eastAsia="Times New Roman" w:hAnsi="Arial" w:cs="Arial"/>
+          <w:b/>
+          <w:color w:val="000000"/>
+          <w:kern w:val="2"/>
+          <w:sz w:val="19"/>
+          <w:szCs w:val="19"/>
+        </w:rPr>
+        <w:t>custom.NumeroFianza</w:t>
+      </w:r>
+      <w:proofErr w:type="spellEnd"/>
+      <w:r>
+        <w:rPr>
+          <w:rFonts w:ascii="Arial" w:eastAsia="Times New Roman" w:hAnsi="Arial" w:cs="Arial"/>
+          <w:b/>
+          <w:color w:val="000000"/>
+          <w:kern w:val="2"/>
+          <w:sz w:val="19"/>
+          <w:szCs w:val="19"/>
+        </w:rPr>
+        <w:t>}</w:t>
       </w:r>
     </w:p>
     <w:p>
@@ -103,8 +127,9 @@
           <w:sz w:val="19"/>
           <w:szCs w:val="19"/>
         </w:rPr>
-        <w:t>{custom.</w:t>
-      </w:r>
+        <w:t>{</w:t>
+      </w:r>
+      <w:proofErr w:type="spellStart"/>
       <w:r>
         <w:rPr>
           <w:rFonts w:ascii="Arial" w:eastAsia="Times New Roman" w:hAnsi="Arial" w:cs="Arial"/>
@@ -114,8 +139,9 @@
           <w:sz w:val="19"/>
           <w:szCs w:val="19"/>
         </w:rPr>
-        <w:t>Tenedor</w:t>
-      </w:r>
+        <w:t>custom.Tenedor</w:t>
+      </w:r>
+      <w:proofErr w:type="spellEnd"/>
       <w:r>
         <w:rPr>
           <w:rFonts w:ascii="Arial" w:eastAsia="Times New Roman" w:hAnsi="Arial" w:cs="Arial"/>
@@ -177,8 +203,9 @@
           <w:sz w:val="19"/>
           <w:szCs w:val="19"/>
         </w:rPr>
-        <w:t>{custom.</w:t>
-      </w:r>
+        <w:t>{</w:t>
+      </w:r>
+      <w:proofErr w:type="spellStart"/>
       <w:r>
         <w:rPr>
           <w:rFonts w:ascii="Arial" w:eastAsia="Times New Roman" w:hAnsi="Arial" w:cs="Arial"/>
@@ -188,8 +215,9 @@
           <w:sz w:val="19"/>
           <w:szCs w:val="19"/>
         </w:rPr>
-        <w:t>AFavor</w:t>
-      </w:r>
+        <w:t>custom.AFavor</w:t>
+      </w:r>
+      <w:proofErr w:type="spellEnd"/>
       <w:r>
         <w:rPr>
           <w:rFonts w:ascii="Arial" w:eastAsia="Times New Roman" w:hAnsi="Arial" w:cs="Arial"/>
@@ -319,7 +347,29 @@
           <w:sz w:val="19"/>
           <w:szCs w:val="24"/>
         </w:rPr>
-        <w:t>NÚMERO DE FIANZA: {custom.NumeroFianza}</w:t>
+        <w:t>NÚMERO DE FIANZA: {</w:t>
+      </w:r>
+      <w:proofErr w:type="spellStart"/>
+      <w:r>
+        <w:rPr>
+          <w:rFonts w:ascii="Arial" w:eastAsia="Times New Roman" w:hAnsi="Arial" w:cs="Arial"/>
+          <w:color w:val="000000"/>
+          <w:kern w:val="2"/>
+          <w:sz w:val="19"/>
+          <w:szCs w:val="24"/>
+        </w:rPr>
+        <w:t>custom.NumeroFianza</w:t>
+      </w:r>
+      <w:proofErr w:type="spellEnd"/>
+      <w:r>
+        <w:rPr>
+          <w:rFonts w:ascii="Arial" w:eastAsia="Times New Roman" w:hAnsi="Arial" w:cs="Arial"/>
+          <w:color w:val="000000"/>
+          <w:kern w:val="2"/>
+          <w:sz w:val="19"/>
+          <w:szCs w:val="24"/>
+        </w:rPr>
+        <w:t>}</w:t>
       </w:r>
     </w:p>
     <w:p>
@@ -617,7 +667,31 @@
           <w:sz w:val="19"/>
           <w:szCs w:val="24"/>
         </w:rPr>
-        <w:t>{custom.SumaTextoTotal}</w:t>
+        <w:t>{</w:t>
+      </w:r>
+      <w:proofErr w:type="spellStart"/>
+      <w:r>
+        <w:rPr>
+          <w:rFonts w:ascii="Arial" w:eastAsia="Times New Roman" w:hAnsi="Arial" w:cs="Arial"/>
+          <w:b/>
+          <w:color w:val="000000"/>
+          <w:kern w:val="2"/>
+          <w:sz w:val="19"/>
+          <w:szCs w:val="24"/>
+        </w:rPr>
+        <w:t>custom.SumaTextoTotal</w:t>
+      </w:r>
+      <w:proofErr w:type="spellEnd"/>
+      <w:r>
+        <w:rPr>
+          <w:rFonts w:ascii="Arial" w:eastAsia="Times New Roman" w:hAnsi="Arial" w:cs="Arial"/>
+          <w:b/>
+          <w:color w:val="000000"/>
+          <w:kern w:val="2"/>
+          <w:sz w:val="19"/>
+          <w:szCs w:val="24"/>
+        </w:rPr>
+        <w:t>}</w:t>
       </w:r>
     </w:p>
     <w:p>
@@ -1020,7 +1094,29 @@
           <w:sz w:val="19"/>
           <w:szCs w:val="24"/>
         </w:rPr>
-        <w:t>{custom.FechaActualTextoMin}</w:t>
+        <w:t>{</w:t>
+      </w:r>
+      <w:proofErr w:type="spellStart"/>
+      <w:r>
+        <w:rPr>
+          <w:rFonts w:ascii="Arial" w:eastAsia="Times New Roman" w:hAnsi="Arial" w:cs="Arial"/>
+          <w:color w:val="000000"/>
+          <w:kern w:val="2"/>
+          <w:sz w:val="19"/>
+          <w:szCs w:val="24"/>
+        </w:rPr>
+        <w:t>custom.FechaActualTextoMin</w:t>
+      </w:r>
+      <w:proofErr w:type="spellEnd"/>
+      <w:r>
+        <w:rPr>
+          <w:rFonts w:ascii="Arial" w:eastAsia="Times New Roman" w:hAnsi="Arial" w:cs="Arial"/>
+          <w:color w:val="000000"/>
+          <w:kern w:val="2"/>
+          <w:sz w:val="19"/>
+          <w:szCs w:val="24"/>
+        </w:rPr>
+        <w:t>}</w:t>
       </w:r>
     </w:p>
     <w:p>
@@ -1431,7 +1527,27 @@
           <w:sz w:val="19"/>
           <w:szCs w:val="24"/>
         </w:rPr>
-        <w:t xml:space="preserve"> La obligación de satsifacer la garantía otorgada por la </w:t>
+        <w:t xml:space="preserve"> La obligación de </w:t>
+      </w:r>
+      <w:r>
+        <w:rPr>
+          <w:rFonts w:ascii="Arial" w:eastAsia="Times New Roman" w:hAnsi="Arial" w:cs="Arial"/>
+          <w:color w:val="000000"/>
+          <w:kern w:val="2"/>
+          <w:sz w:val="19"/>
+          <w:szCs w:val="24"/>
+        </w:rPr>
+        <w:t>satisfacer</w:t>
+      </w:r>
+      <w:r>
+        <w:rPr>
+          <w:rFonts w:ascii="Arial" w:eastAsia="Times New Roman" w:hAnsi="Arial" w:cs="Arial"/>
+          <w:color w:val="000000"/>
+          <w:kern w:val="2"/>
+          <w:sz w:val="19"/>
+          <w:szCs w:val="24"/>
+        </w:rPr>
+        <w:t xml:space="preserve"> la garantía otorgada por la </w:t>
       </w:r>
       <w:r>
         <w:rPr>
@@ -1452,7 +1568,29 @@
           <w:sz w:val="19"/>
           <w:szCs w:val="24"/>
         </w:rPr>
-        <w:t xml:space="preserve">surge una vez esté ejecutoriada la Resolución mediante la cual el Tribunal Administrativo de Contrataciones Públicas resuelva o ponga fin a la litis, ya sea por desición de fondo, desistimiento del a pretensión o declaratoria de caducidad, ordenándose el endoso de la presente garantía a favor del Tesoro Nacional; salvo que en dicha Resolución, el Tribunal determine que la actuación del </w:t>
+        <w:t xml:space="preserve">surge una vez esté ejecutoriada la Resolución mediante la cual el Tribunal Administrativo de Contrataciones Públicas resuelva o ponga fin a la litis, ya sea por </w:t>
+      </w:r>
+      <w:proofErr w:type="spellStart"/>
+      <w:r>
+        <w:rPr>
+          <w:rFonts w:ascii="Arial" w:eastAsia="Times New Roman" w:hAnsi="Arial" w:cs="Arial"/>
+          <w:color w:val="000000"/>
+          <w:kern w:val="2"/>
+          <w:sz w:val="19"/>
+          <w:szCs w:val="24"/>
+        </w:rPr>
+        <w:t>desición</w:t>
+      </w:r>
+      <w:proofErr w:type="spellEnd"/>
+      <w:r>
+        <w:rPr>
+          <w:rFonts w:ascii="Arial" w:eastAsia="Times New Roman" w:hAnsi="Arial" w:cs="Arial"/>
+          <w:color w:val="000000"/>
+          <w:kern w:val="2"/>
+          <w:sz w:val="19"/>
+          <w:szCs w:val="24"/>
+        </w:rPr>
+        <w:t xml:space="preserve"> de fondo, desistimiento del a pretensión o declaratoria de caducidad, ordenándose el endoso de la presente garantía a favor del Tesoro Nacional; salvo que en dicha Resolución, el Tribunal determine que la actuación del </w:t>
       </w:r>
       <w:r>
         <w:rPr>
@@ -1639,7 +1777,29 @@
           <w:sz w:val="19"/>
           <w:szCs w:val="24"/>
         </w:rPr>
-        <w:t>, previo endoso de Tribunal Administrativo de Contrataciones Públicas, a través de las instncias correspondientes.</w:t>
+        <w:t xml:space="preserve">, previo endoso de Tribunal Administrativo de Contrataciones Públicas, a través de las </w:t>
+      </w:r>
+      <w:proofErr w:type="spellStart"/>
+      <w:r>
+        <w:rPr>
+          <w:rFonts w:ascii="Arial" w:eastAsia="Times New Roman" w:hAnsi="Arial" w:cs="Arial"/>
+          <w:color w:val="000000"/>
+          <w:kern w:val="2"/>
+          <w:sz w:val="19"/>
+          <w:szCs w:val="24"/>
+        </w:rPr>
+        <w:t>instncias</w:t>
+      </w:r>
+      <w:proofErr w:type="spellEnd"/>
+      <w:r>
+        <w:rPr>
+          <w:rFonts w:ascii="Arial" w:eastAsia="Times New Roman" w:hAnsi="Arial" w:cs="Arial"/>
+          <w:color w:val="000000"/>
+          <w:kern w:val="2"/>
+          <w:sz w:val="19"/>
+          <w:szCs w:val="24"/>
+        </w:rPr>
+        <w:t xml:space="preserve"> correspondientes.</w:t>
       </w:r>
     </w:p>
     <w:p>
@@ -1847,7 +2007,29 @@
           <w:szCs w:val="24"/>
         </w:rPr>
         <w:tab/>
-        <w:t xml:space="preserve">Que posee la suficiente solvencia económica para garantizar el cumplimiento de la obligación contraida en nombre del </w:t>
+        <w:t xml:space="preserve">Que posee la suficiente solvencia económica para garantizar el cumplimiento de la obligación </w:t>
+      </w:r>
+      <w:proofErr w:type="spellStart"/>
+      <w:r>
+        <w:rPr>
+          <w:rFonts w:ascii="Arial" w:eastAsia="Times New Roman" w:hAnsi="Arial" w:cs="Arial"/>
+          <w:color w:val="000000"/>
+          <w:kern w:val="2"/>
+          <w:sz w:val="19"/>
+          <w:szCs w:val="24"/>
+        </w:rPr>
+        <w:t>contraida</w:t>
+      </w:r>
+      <w:proofErr w:type="spellEnd"/>
+      <w:r>
+        <w:rPr>
+          <w:rFonts w:ascii="Arial" w:eastAsia="Times New Roman" w:hAnsi="Arial" w:cs="Arial"/>
+          <w:color w:val="000000"/>
+          <w:kern w:val="2"/>
+          <w:sz w:val="19"/>
+          <w:szCs w:val="24"/>
+        </w:rPr>
+        <w:t xml:space="preserve"> en nombre del </w:t>
       </w:r>
       <w:r>
         <w:rPr>
@@ -2104,7 +2286,29 @@
           <w:szCs w:val="24"/>
         </w:rPr>
         <w:tab/>
-        <w:t>Que acepta y expresa estar obligada al pago total de la suma garantizada como límite máximo de responsabilidad, conforme a lo ordenado por el  Tribunal Administrativo de Contrataciones Públicas mediante resolución, que será notificada a través del sistema Electrónico de Contrataciones Públicas "PanamáCompra" y que se fijará en el tablero de anuncios del Tribunal.</w:t>
+        <w:t>Que acepta y expresa estar obligada al pago total de la suma garantizada como límite máximo de responsabilidad, conforme a lo ordenado por el  Tribunal Administrativo de Contrataciones Públicas mediante resolución, que será notificada a través del sistema Electrónico de Contrataciones Públicas "</w:t>
+      </w:r>
+      <w:proofErr w:type="spellStart"/>
+      <w:r>
+        <w:rPr>
+          <w:rFonts w:ascii="Arial" w:eastAsia="Times New Roman" w:hAnsi="Arial" w:cs="Arial"/>
+          <w:color w:val="000000"/>
+          <w:kern w:val="2"/>
+          <w:sz w:val="19"/>
+          <w:szCs w:val="24"/>
+        </w:rPr>
+        <w:t>PanamáCompra</w:t>
+      </w:r>
+      <w:proofErr w:type="spellEnd"/>
+      <w:r>
+        <w:rPr>
+          <w:rFonts w:ascii="Arial" w:eastAsia="Times New Roman" w:hAnsi="Arial" w:cs="Arial"/>
+          <w:color w:val="000000"/>
+          <w:kern w:val="2"/>
+          <w:sz w:val="19"/>
+          <w:szCs w:val="24"/>
+        </w:rPr>
+        <w:t>" y que se fijará en el tablero de anuncios del Tribunal.</w:t>
       </w:r>
     </w:p>
     <w:p>
